--- a/output/word/refluye-manual-tecnico.docx
+++ b/output/word/refluye-manual-tecnico.docx
@@ -18,7 +18,7 @@
         <w:t>Versión de referencia:</w:t>
       </w:r>
       <w:r>
-        <w:t xml:space="preserve"> aplicación 0.2.0, motor 0.2.0, firmware de referencia V2.2, protocolo Bluetooth </w:t>
+        <w:t xml:space="preserve"> aplicación 0.3.0, motor 0.3.0, firmware de referencia V2.2, protocolo Bluetooth </w:t>
       </w:r>
       <w:r>
         <w:rPr>
@@ -39,7 +39,7 @@
         <w:t>Fecha:</w:t>
       </w:r>
       <w:r>
-        <w:t xml:space="preserve"> 27 de septiembre de 2026.</w:t>
+        <w:t xml:space="preserve"> 30 de septiembre de 2026.</w:t>
       </w:r>
     </w:p>
     <w:p>
@@ -442,7 +442,7 @@
               <w:rPr>
                 <w:sz w:val="17"/>
               </w:rPr>
-              <w:t>TypeScript, 49 pruebas y APK Android 0.2.0 compilada.</w:t>
+              <w:t>TypeScript, 54 pruebas y APK Android 0.3.0 de pruebas.</w:t>
             </w:r>
           </w:p>
         </w:tc>
@@ -494,7 +494,7 @@
                 <w:rPr>
                   <w:color w:val="007074"/>
                 </w:rPr>
-                <w:t>Publicación 0.2.0</w:t>
+                <w:t>Publicación 0.3.0</w:t>
               </w:r>
             </w:hyperlink>
           </w:p>
@@ -518,7 +518,7 @@
               <w:rPr>
                 <w:sz w:val="17"/>
               </w:rPr>
-              <w:t>Firma, paquete, permisos, ABI y SHA-256 verificados; instalación real pendiente.</w:t>
+              <w:t>Compilación y verificación técnica documentadas; instalación real pendiente.</w:t>
             </w:r>
           </w:p>
         </w:tc>
@@ -695,7 +695,7 @@
         <w:t>No</w:t>
       </w:r>
       <w:r>
-        <w:t xml:space="preserve"> implementa Supabase, PostGIS, IA conversacional, sincronización, geolocalización, dosificación de cloro ni vídeos. Esos elementos aparecen como visión futura en documentos 07, 10 y 11, no como servicios que deban instalarse para ejecutar 0.2.0.</w:t>
+        <w:t xml:space="preserve"> implementa Supabase, PostGIS, IA conversacional, sincronización, geolocalización, dosificación de cloro ni vídeos. Esos elementos aparecen como visión futura en documentos 07, 10 y 11, no como servicios que deban instalarse para ejecutar 0.3.0.</w:t>
       </w:r>
     </w:p>
     <w:p>
@@ -722,11 +722,11 @@
         <w:br/>
         <w:t xml:space="preserve">              -&gt; trama de texto Bluetooth Classic SPP cada ~1,5 s</w:t>
         <w:br/>
-        <w:t xml:space="preserve">              -&gt; parser + control de estabilidad Android</w:t>
+        <w:t xml:space="preserve">              -&gt; parser + primera trama válida + señal de estabilidad Android</w:t>
         <w:br/>
         <w:t xml:space="preserve">              -&gt; captura local + observación de origen / olor / aspecto</w:t>
         <w:br/>
-        <w:t xml:space="preserve">              -&gt; motor determinista 0.2.0</w:t>
+        <w:t xml:space="preserve">              -&gt; motor determinista 0.3.0</w:t>
         <w:br/>
         <w:t xml:space="preserve">              -&gt; resultado por uso + protocolo local + SQLite</w:t>
       </w:r>
@@ -1786,7 +1786,7 @@
         <w:t>---</w:t>
       </w:r>
       <w:r>
-        <w:t xml:space="preserve"> cada ~1,5 segundos; valida también que la APK 0.2.0 la recibe. Registra versión de core, librerías, placa, voltajes y resultados.</w:t>
+        <w:t xml:space="preserve"> cada ~1,5 segundos; valida también que la APK 0.3.0 la recibe. Registra versión de core, librerías, placa, voltajes y resultados.</w:t>
       </w:r>
     </w:p>
     <w:p>
@@ -1928,7 +1928,36 @@
         <w:t>ESTADO</w:t>
       </w:r>
       <w:r>
-        <w:t xml:space="preserve"> del dispositivo no determina el resultado final. La captura exige cuatro tramas consecutivas recientes: rango pH ≤ 0,05 y dispersión TDS ≤ 5 %, sin errores esenciales; pasan al menos 750 ms entre tramas y la última tiene menos de cinco segundos. Esto controla estabilidad temporal, </w:t>
+        <w:t xml:space="preserve"> del dispositivo no determina el resultado final. La captura acepta </w:t>
+      </w:r>
+      <w:r>
+        <w:rPr>
+          <w:b/>
+        </w:rPr>
+        <w:t>la primera trama íntegra de pH, turbidez y TDS, sin errores y con menos de cinco segundos</w:t>
+      </w:r>
+      <w:r>
+        <w:t xml:space="preserve">. Se guarda </w:t>
+      </w:r>
+      <w:r>
+        <w:rPr>
+          <w:rFonts w:ascii="Consolas" w:hAnsi="Consolas"/>
+          <w:sz w:val="17"/>
+        </w:rPr>
+        <w:t>estabilidad: inicial</w:t>
+      </w:r>
+      <w:r>
+        <w:t xml:space="preserve"> hasta que haya cuatro tramas consecutivas con rango pH ≤ 0,05 y dispersión TDS ≤ 5 %, intervalos de 750–5000 ms; entonces se guarda </w:t>
+      </w:r>
+      <w:r>
+        <w:rPr>
+          <w:rFonts w:ascii="Consolas" w:hAnsi="Consolas"/>
+          <w:sz w:val="17"/>
+        </w:rPr>
+        <w:t>estable</w:t>
+      </w:r>
+      <w:r>
+        <w:t xml:space="preserve">. Esto controla estabilidad temporal, </w:t>
       </w:r>
       <w:r>
         <w:rPr>
@@ -1937,7 +1966,7 @@
         <w:t>no exactitud</w:t>
       </w:r>
       <w:r>
-        <w:t>.</w:t>
+        <w:t>. Los datos iniciales permiten una orientación condicionada, pero no autorizan consumo. El motor solo ofrece la ruta de tratamiento preliminar cuando hay calibración vigente y no hay vetos; sin ella pide otra medición.</w:t>
       </w:r>
     </w:p>
     <w:p>
@@ -2027,7 +2056,16 @@
         <w:t>0,4 × max(0,100−|pH−7,4|×30) + 0,3 × (100−TURB/2) + 0,3 × (100−TDS/20)</w:t>
       </w:r>
       <w:r>
-        <w:t xml:space="preserve">, redondeada a una décima. Los umbrales son </w:t>
+        <w:t xml:space="preserve">, redondeada a una décima y mostrada como índice de 0 a 100. La temperatura es el cuarto parámetro visible, pero no modifica el índice porque no hay curva ni peso validados para potabilidad. Este ICA </w:t>
+      </w:r>
+      <w:r>
+        <w:rPr>
+          <w:b/>
+        </w:rPr>
+        <w:t>no es un porcentaje de potabilidad</w:t>
+      </w:r>
+      <w:r>
+        <w:t xml:space="preserve">; los vetos por olor/aspecto y la falta de calibración prevalecen sobre una cifra alta. Los umbrales son </w:t>
       </w:r>
       <w:r>
         <w:rPr>
@@ -2268,7 +2306,7 @@
         <w:t>co.refluye.campo</w:t>
       </w:r>
       <w:r>
-        <w:t xml:space="preserve"> 0.2.0 declara Android mínimo API 24, objetivo API 36 y ABI arm64-v8a, armeabi-v7a, x86 y x86_64. Android ≥12 solicita Bluetooth Scan/Connect; Android ≤11 solicita ubicación precisa para descubrir equipos, sin persistir coordenadas. Los permisos finales se verificaron; no se incluyeron micrófono ni acceso a archivos multimedia. </w:t>
+        <w:t xml:space="preserve"> 0.3.0 declara Android mínimo API 24, objetivo API 36 y ABI arm64-v8a, armeabi-v7a, x86 y x86_64. Android ≥12 solicita Bluetooth Scan/Connect; Android ≤11 solicita ubicación precisa para descubrir equipos, sin persistir coordenadas. Los permisos finales deben verificarse en la nueva compilación; no se solicitan micrófono ni acceso a archivos multimedia. </w:t>
       </w:r>
       <w:hyperlink r:id="rId21">
         <w:r>
@@ -2417,7 +2455,7 @@
           <w:rFonts w:ascii="Consolas" w:hAnsi="Consolas"/>
           <w:sz w:val="17"/>
         </w:rPr>
-        <w:t>mobile/artifacts/refluye-campo-0.2.0-pruebas.apk</w:t>
+        <w:t>mobile/artifacts/refluye-campo-0.3.0-pruebas.apk</w:t>
       </w:r>
       <w:r>
         <w:t xml:space="preserve"> y </w:t>
@@ -2450,7 +2488,7 @@
         <w:t>-Unidad S</w:t>
       </w:r>
       <w:r>
-        <w:t xml:space="preserve"> u otra letra libre. Requiere Ninja moderno y memoria suficiente; en la compilación verificada se empleó Ninja 1.13.2 y ruta corta temporal. El directorio </w:t>
+        <w:t xml:space="preserve"> u otra letra libre. Requiere Ninja moderno y memoria suficiente; en la compilación anterior se empleó Ninja 1.13.2 y ruta corta temporal. El directorio </w:t>
       </w:r>
       <w:r>
         <w:rPr>
@@ -2483,7 +2521,7 @@
         <w:t xml:space="preserve">. </w:t>
       </w:r>
       <w:r>
-        <w:t>Detalle de compilación</w:t>
+        <w:t>Detalle de compilación anterior</w:t>
       </w:r>
       <w:r>
         <w:t>.</w:t>
@@ -2500,7 +2538,7 @@
         <w:t>instalar la APK sin desarrollar</w:t>
       </w:r>
       <w:r>
-        <w:t xml:space="preserve">, abre la publicación 0.2.0 en el teléfono, descarga el archivo APK desde Assets, permite instalar desde esa fuente cuando Android lo pida, abre Re-Fluye y prueba DEMO antes de Bluetooth. La firma de la 0.1.0 y 0.2.0 coincide y el código de versión sube de 1 a 2, pero la migración real de SQLite aún no se ha comprobado. No desinstales la versión vieja si necesitas conservar datos. </w:t>
+        <w:t xml:space="preserve">, abre la publicación 0.3.0 en el teléfono, descarga el archivo APK desde Assets, permite instalar desde esa fuente cuando Android lo pida, abre Re-Fluye y prueba DEMO antes de Bluetooth. El código de versión sube a 3; hay que comprobar que la firma coincide con 0.2.0 y que el historial se conserva en un Android real. No desinstales la versión vieja si necesitas conservar datos. </w:t>
       </w:r>
       <w:r>
         <w:t>Guía de la app</w:t>
@@ -2526,7 +2564,7 @@
         <w:t>npm run test:coverage</w:t>
       </w:r>
       <w:r>
-        <w:t xml:space="preserve"> ejecuta 49 pruebas, incluidos 21 escenarios golden, parser, estabilidad/sesión y SQLite con adaptador de prueba. El motor alcanza 100 % de cobertura de ramas, líneas, funciones y sentencias; esto detecta regresiones de código, </w:t>
+        <w:t xml:space="preserve"> ejecuta 54 pruebas, incluidos 22 escenarios golden, parser, estabilidad/sesión y SQLite con adaptador de prueba. El motor alcanza 100 % de cobertura de ramas, líneas, funciones y sentencias; esto detecta regresiones de código, </w:t>
       </w:r>
       <w:r>
         <w:rPr>
@@ -2545,30 +2583,10 @@
         <w:t>npm run typecheck</w:t>
       </w:r>
       <w:r>
-        <w:t xml:space="preserve"> verifica TypeScript. La APK 0.2.0 pasó compilación release, lint vital, </w:t>
-      </w:r>
-      <w:r>
-        <w:rPr>
-          <w:rFonts w:ascii="Consolas" w:hAnsi="Consolas"/>
-          <w:sz w:val="17"/>
-        </w:rPr>
-        <w:t>apksigner</w:t>
-      </w:r>
-      <w:r>
-        <w:t xml:space="preserve">, inspección de paquete y checksum SHA-256 </w:t>
-      </w:r>
-      <w:r>
-        <w:rPr>
-          <w:rFonts w:ascii="Consolas" w:hAnsi="Consolas"/>
-          <w:sz w:val="17"/>
-        </w:rPr>
-        <w:t>5e7bb29e40282b3234344928271abe975a70a2b467f69214306741aba567beb2</w:t>
-      </w:r>
-      <w:r>
-        <w:t xml:space="preserve">. La verificación visual web se hizo a 320 y 390 px. </w:t>
-      </w:r>
-      <w:r>
-        <w:t>Evidencia D-005</w:t>
+        <w:t xml:space="preserve"> verifica TypeScript. La APK 0.3.0 pasó compilación release, firma, permisos y checksum; la interfaz nueva se recorrió en la web DEMO. Android físico sigue pendiente. </w:t>
+      </w:r>
+      <w:r>
+        <w:t>Evidencia D-007</w:t>
       </w:r>
       <w:r>
         <w:t>.</w:t>
@@ -2576,7 +2594,7 @@
     </w:p>
     <w:p>
       <w:r>
-        <w:t xml:space="preserve">Para dar por aceptada una unidad física faltan, al menos: identificar BOM exacta y alimentación; comprobar tensiones, temperatura, carcasa y partes sumergibles; corregir o descartar defectos de PCB histórica; calibrar con patrones trazables y caracterizar rangos/repetibilidad contra laboratorio; probar Android 7–16 con varios teléfonos SPP; verificar actualización 0.1.0→0.2.0, pérdida de conexión, batería, permisos, TalkBack, voz sin internet, lectura bajo sol y usuarios reales. El </w:t>
+        <w:t xml:space="preserve">Para dar por aceptada una unidad física faltan, al menos: identificar BOM exacta y alimentación; comprobar tensiones, temperatura, carcasa y partes sumergibles; corregir o descartar defectos de PCB histórica; calibrar con patrones trazables y caracterizar rangos/repetibilidad contra laboratorio; probar Android 7–16 con varios teléfonos SPP; verificar actualización 0.2.0→0.3.0, pérdida de conexión, batería, permisos, TalkBack, voz sin internet, lectura bajo sol y usuarios reales. El </w:t>
       </w:r>
       <w:r>
         <w:t>guion de aceptación</w:t>
@@ -2904,7 +2922,7 @@
       <w:rPr>
         <w:color w:val="56626A"/>
       </w:rPr>
-      <w:t>RE-FLUYE  ·  27 SEP 2026</w:t>
+      <w:t>RE-FLUYE  ·  30 SEP 2026</w:t>
     </w:r>
   </w:p>
 </w:ftr>

--- a/output/word/refluye-manual-tecnico.docx
+++ b/output/word/refluye-manual-tecnico.docx
@@ -18,7 +18,7 @@
         <w:t>Versión de referencia:</w:t>
       </w:r>
       <w:r>
-        <w:t xml:space="preserve"> aplicación 0.3.0, motor 0.3.0, firmware de referencia V2.2, protocolo Bluetooth </w:t>
+        <w:t xml:space="preserve"> aplicación 0.3.1, motor 0.3.0, firmware de referencia V2.2, protocolo Bluetooth </w:t>
       </w:r>
       <w:r>
         <w:rPr>
@@ -39,7 +39,7 @@
         <w:t>Fecha:</w:t>
       </w:r>
       <w:r>
-        <w:t xml:space="preserve"> 30 de septiembre de 2026.</w:t>
+        <w:t xml:space="preserve"> 2 de octubre de 2026.</w:t>
       </w:r>
     </w:p>
     <w:p>
@@ -442,7 +442,7 @@
               <w:rPr>
                 <w:sz w:val="17"/>
               </w:rPr>
-              <w:t>TypeScript, 54 pruebas y APK Android 0.3.0 de pruebas.</w:t>
+              <w:t>TypeScript, 61 pruebas y APK Android 0.3.0 de pruebas.</w:t>
             </w:r>
           </w:p>
         </w:tc>
@@ -1928,7 +1928,27 @@
         <w:t>ESTADO</w:t>
       </w:r>
       <w:r>
-        <w:t xml:space="preserve"> del dispositivo no determina el resultado final. La captura acepta </w:t>
+        <w:t xml:space="preserve"> del dispositivo no determina el resultado final. En 0.3.1, </w:t>
+      </w:r>
+      <w:r>
+        <w:rPr>
+          <w:rFonts w:ascii="Consolas" w:hAnsi="Consolas"/>
+          <w:sz w:val="17"/>
+        </w:rPr>
+        <w:t>ESTADO</w:t>
+      </w:r>
+      <w:r>
+        <w:t xml:space="preserve"> textual e ICA auxiliar inválido generan avisos sin invalidar sensores; </w:t>
+      </w:r>
+      <w:r>
+        <w:rPr>
+          <w:rFonts w:ascii="Consolas" w:hAnsi="Consolas"/>
+          <w:sz w:val="17"/>
+        </w:rPr>
+        <w:t>VER</w:t>
+      </w:r>
+      <w:r>
+        <w:t xml:space="preserve"> ilegible conserva el bloqueo. El monitoreo muestra cada trama reciente y conserva hasta 60 lecturas en memoria para curvas. Un fallo de un sensor no oculta los otros; tras cinco segundos sin datos, los valores dejan de mostrarse como actuales. El panel de diagnóstico permite revisar la trama exacta recibida. La captura acepta </w:t>
       </w:r>
       <w:r>
         <w:rPr>
@@ -2455,7 +2475,7 @@
           <w:rFonts w:ascii="Consolas" w:hAnsi="Consolas"/>
           <w:sz w:val="17"/>
         </w:rPr>
-        <w:t>mobile/artifacts/refluye-campo-0.3.0-pruebas.apk</w:t>
+        <w:t>mobile/artifacts/refluye-campo-0.3.1-pruebas.apk</w:t>
       </w:r>
       <w:r>
         <w:t xml:space="preserve"> y </w:t>
@@ -2538,7 +2558,7 @@
         <w:t>instalar la APK sin desarrollar</w:t>
       </w:r>
       <w:r>
-        <w:t xml:space="preserve">, abre la publicación 0.3.0 en el teléfono, descarga el archivo APK desde Assets, permite instalar desde esa fuente cuando Android lo pida, abre Re-Fluye y prueba DEMO antes de Bluetooth. El código de versión sube a 3; hay que comprobar que la firma coincide con 0.2.0 y que el historial se conserva en un Android real. No desinstales la versión vieja si necesitas conservar datos. </w:t>
+        <w:t xml:space="preserve">, abre la publicación 0.3.1 en el teléfono, descarga el archivo APK desde Assets, permite instalar desde esa fuente cuando Android lo pida, abre Re-Fluye y prueba DEMO antes de Bluetooth. El código de versión sube a 4; hay que comprobar que la firma coincide con 0.2.0 y que el historial se conserva en un Android real. No desinstales la versión vieja si necesitas conservar datos. </w:t>
       </w:r>
       <w:r>
         <w:t>Guía de la app</w:t>
@@ -2564,7 +2584,7 @@
         <w:t>npm run test:coverage</w:t>
       </w:r>
       <w:r>
-        <w:t xml:space="preserve"> ejecuta 54 pruebas, incluidos 22 escenarios golden, parser, estabilidad/sesión y SQLite con adaptador de prueba. El motor alcanza 100 % de cobertura de ramas, líneas, funciones y sentencias; esto detecta regresiones de código, </w:t>
+        <w:t xml:space="preserve"> ejecuta 61 pruebas, incluidos 22 escenarios golden, parser, estabilidad/sesión y SQLite con adaptador de prueba. El motor alcanza 100 % de cobertura de ramas, líneas, funciones y sentencias; esto detecta regresiones de código, </w:t>
       </w:r>
       <w:r>
         <w:rPr>
@@ -2583,10 +2603,16 @@
         <w:t>npm run typecheck</w:t>
       </w:r>
       <w:r>
-        <w:t xml:space="preserve"> verifica TypeScript. La APK 0.3.0 pasó compilación release, firma, permisos y checksum; la interfaz nueva se recorrió en la web DEMO. Android físico sigue pendiente. </w:t>
-      </w:r>
-      <w:r>
-        <w:t>Evidencia D-007</w:t>
+        <w:t xml:space="preserve"> verifica TypeScript. La APK 0.3.1 pasó compilación release, firma, permisos y checksum; la interfaz nueva se recorrió en la web DEMO. Android físico sigue pendiente. </w:t>
+      </w:r>
+      <w:r>
+        <w:t>Evidencia 0.3.0 D-007</w:t>
+      </w:r>
+      <w:r>
+        <w:t xml:space="preserve">. La compilación y corrección 0.3.1 se registran en </w:t>
+      </w:r>
+      <w:r>
+        <w:t>F-002</w:t>
       </w:r>
       <w:r>
         <w:t>.</w:t>
@@ -2594,7 +2620,7 @@
     </w:p>
     <w:p>
       <w:r>
-        <w:t xml:space="preserve">Para dar por aceptada una unidad física faltan, al menos: identificar BOM exacta y alimentación; comprobar tensiones, temperatura, carcasa y partes sumergibles; corregir o descartar defectos de PCB histórica; calibrar con patrones trazables y caracterizar rangos/repetibilidad contra laboratorio; probar Android 7–16 con varios teléfonos SPP; verificar actualización 0.2.0→0.3.0, pérdida de conexión, batería, permisos, TalkBack, voz sin internet, lectura bajo sol y usuarios reales. El </w:t>
+        <w:t xml:space="preserve">Para dar por aceptada una unidad física faltan, al menos: identificar BOM exacta y alimentación; comprobar tensiones, temperatura, carcasa y partes sumergibles; corregir o descartar defectos de PCB histórica; calibrar con patrones trazables y caracterizar rangos/repetibilidad contra laboratorio; probar Android 7–16 con varios teléfonos SPP; verificar actualización 0.3.0→0.3.1, pérdida de conexión, batería, permisos, TalkBack, voz sin internet, lectura bajo sol y usuarios reales. El </w:t>
       </w:r>
       <w:r>
         <w:t>guion de aceptación</w:t>
@@ -2922,7 +2948,7 @@
       <w:rPr>
         <w:color w:val="56626A"/>
       </w:rPr>
-      <w:t>RE-FLUYE  ·  30 SEP 2026</w:t>
+      <w:t>RE-FLUYE  ·  02 OCT 2026</w:t>
     </w:r>
   </w:p>
 </w:ftr>
